--- a/full stack 3_ la fachada.docx
+++ b/full stack 3_ la fachada.docx
@@ -554,7 +554,7 @@
     </w:p>
     <w:sdt>
       <w:sdtPr>
-        <w:id w:val="-1834198578"/>
+        <w:id w:val="-618346273"/>
         <w:docPartObj>
           <w:docPartGallery w:val="Table of Contents"/>
           <w:docPartUnique w:val="1"/>
@@ -1791,7 +1791,7 @@
           <w:szCs w:val="24"/>
           <w:rtl w:val="0"/>
         </w:rPr>
-        <w:t xml:space="preserve"> enfrenta actualmente múltiples desafíos debido al uso de sistemas manuales y herramientas no integradas para la gestión de propiedades del cliente y operación de venta y arriendo. </w:t>
+        <w:t xml:space="preserve"> enfrenta actualmente múltiples desafíos debido al uso de sistemas manuales y herramientas no integradas para la gestión de propiedades del cliente y operación de venta. </w:t>
       </w:r>
       <w:r>
         <w:rPr>
@@ -2166,7 +2166,7 @@
           <w:szCs w:val="24"/>
           <w:rtl w:val="0"/>
         </w:rPr>
-        <w:t xml:space="preserve">Procesamiento de pagos asociados a reserva o arriendos</w:t>
+        <w:t xml:space="preserve">Procesamiento de pagos asociados a reserva</w:t>
       </w:r>
     </w:p>
     <w:p>
@@ -2995,7 +2995,7 @@
           <w:szCs w:val="24"/>
           <w:rtl w:val="0"/>
         </w:rPr>
-        <w:t xml:space="preserve"> Almacenamiento seguro de contratos de arriendo, promesas de compraventa y documentos de identidad, vinculados a cada transacción.</w:t>
+        <w:t xml:space="preserve"> Almacenamiento seguro de contratos de venta, promesas de compraventa y documentos de identidad, vinculados a cada transacción.</w:t>
       </w:r>
     </w:p>
     <w:p>
@@ -3339,7 +3339,7 @@
       <w:pPr>
         <w:numPr>
           <w:ilvl w:val="0"/>
-          <w:numId w:val="26"/>
+          <w:numId w:val="25"/>
         </w:numPr>
         <w:spacing w:after="0" w:afterAutospacing="0" w:before="0" w:beforeAutospacing="0" w:lineRule="auto"/>
         <w:ind w:left="720" w:hanging="360"/>
@@ -3364,7 +3364,7 @@
       <w:pPr>
         <w:numPr>
           <w:ilvl w:val="1"/>
-          <w:numId w:val="26"/>
+          <w:numId w:val="25"/>
         </w:numPr>
         <w:spacing w:after="0" w:afterAutospacing="0" w:before="0" w:beforeAutospacing="0" w:lineRule="auto"/>
         <w:ind w:left="1440" w:hanging="360"/>
@@ -3400,7 +3400,7 @@
       <w:pPr>
         <w:numPr>
           <w:ilvl w:val="1"/>
-          <w:numId w:val="26"/>
+          <w:numId w:val="25"/>
         </w:numPr>
         <w:spacing w:after="0" w:afterAutospacing="0" w:before="0" w:beforeAutospacing="0" w:lineRule="auto"/>
         <w:ind w:left="1440" w:hanging="360"/>
@@ -3436,7 +3436,7 @@
       <w:pPr>
         <w:numPr>
           <w:ilvl w:val="1"/>
-          <w:numId w:val="26"/>
+          <w:numId w:val="25"/>
         </w:numPr>
         <w:spacing w:after="240" w:before="0" w:beforeAutospacing="0" w:lineRule="auto"/>
         <w:ind w:left="1440" w:hanging="360"/>
@@ -3648,7 +3648,7 @@
           <w:szCs w:val="24"/>
           <w:rtl w:val="0"/>
         </w:rPr>
-        <w:t xml:space="preserve">criptográficos para garantizar que los contratos de arriendo o venta no sean alterados una vez firmados.</w:t>
+        <w:t xml:space="preserve">criptográficos para garantizar que los contratos de venta no sean alterados una vez firmados.</w:t>
       </w:r>
     </w:p>
     <w:p>
@@ -3679,7 +3679,7 @@
       <w:pPr>
         <w:numPr>
           <w:ilvl w:val="0"/>
-          <w:numId w:val="28"/>
+          <w:numId w:val="27"/>
         </w:numPr>
         <w:spacing w:after="240" w:before="240" w:lineRule="auto"/>
         <w:ind w:left="720" w:hanging="360"/>
@@ -3956,7 +3956,7 @@
     <w:p>
       <w:pPr>
         <w:ind w:left="0" w:firstLine="0"/>
-        <w:jc w:val="center"/>
+        <w:jc w:val="both"/>
         <w:rPr>
           <w:rFonts w:ascii="Times New Roman" w:cs="Times New Roman" w:eastAsia="Times New Roman" w:hAnsi="Times New Roman"/>
           <w:sz w:val="24"/>
@@ -3971,14 +3971,14 @@
         </w:rPr>
         <w:drawing>
           <wp:inline distB="114300" distT="114300" distL="114300" distR="114300">
-            <wp:extent cx="5924550" cy="2902385"/>
+            <wp:extent cx="5943600" cy="1955800"/>
             <wp:effectExtent b="0" l="0" r="0" t="0"/>
-            <wp:docPr id="2" name="image1.png"/>
+            <wp:docPr id="3" name="image4.png"/>
             <a:graphic>
               <a:graphicData uri="http://schemas.openxmlformats.org/drawingml/2006/picture">
                 <pic:pic>
                   <pic:nvPicPr>
-                    <pic:cNvPr id="0" name="image1.png"/>
+                    <pic:cNvPr id="0" name="image4.png"/>
                     <pic:cNvPicPr preferRelativeResize="0"/>
                   </pic:nvPicPr>
                   <pic:blipFill>
@@ -3991,7 +3991,7 @@
                   <pic:spPr>
                     <a:xfrm>
                       <a:off x="0" y="0"/>
-                      <a:ext cx="5924550" cy="2902385"/>
+                      <a:ext cx="5943600" cy="1955800"/>
                     </a:xfrm>
                     <a:prstGeom prst="rect"/>
                     <a:ln/>
@@ -4010,6 +4010,22 @@
     </w:p>
     <w:p>
       <w:pPr>
+        <w:ind w:left="0" w:firstLine="0"/>
+        <w:jc w:val="center"/>
+        <w:rPr>
+          <w:rFonts w:ascii="Times New Roman" w:cs="Times New Roman" w:eastAsia="Times New Roman" w:hAnsi="Times New Roman"/>
+          <w:sz w:val="24"/>
+          <w:szCs w:val="24"/>
+        </w:rPr>
+      </w:pPr>
+      <w:r>
+        <w:rPr>
+          <w:rtl w:val="0"/>
+        </w:rPr>
+      </w:r>
+    </w:p>
+    <w:p>
+      <w:pPr>
         <w:rPr>
           <w:rFonts w:ascii="Times New Roman" w:cs="Times New Roman" w:eastAsia="Times New Roman" w:hAnsi="Times New Roman"/>
           <w:sz w:val="24"/>
@@ -4110,12 +4126,12 @@
           <wp:inline distB="114300" distT="114300" distL="114300" distR="114300">
             <wp:extent cx="7572375" cy="3813256"/>
             <wp:effectExtent b="0" l="0" r="0" t="0"/>
-            <wp:docPr id="3" name="image4.png"/>
+            <wp:docPr id="2" name="image3.png"/>
             <a:graphic>
               <a:graphicData uri="http://schemas.openxmlformats.org/drawingml/2006/picture">
                 <pic:pic>
                   <pic:nvPicPr>
-                    <pic:cNvPr id="0" name="image4.png"/>
+                    <pic:cNvPr id="0" name="image3.png"/>
                     <pic:cNvPicPr preferRelativeResize="0"/>
                   </pic:nvPicPr>
                   <pic:blipFill>
@@ -4724,7 +4740,7 @@
       <w:pPr>
         <w:numPr>
           <w:ilvl w:val="0"/>
-          <w:numId w:val="29"/>
+          <w:numId w:val="28"/>
         </w:numPr>
         <w:ind w:left="720" w:hanging="360"/>
         <w:jc w:val="both"/>
@@ -5203,7 +5219,7 @@
       <w:pPr>
         <w:numPr>
           <w:ilvl w:val="0"/>
-          <w:numId w:val="27"/>
+          <w:numId w:val="26"/>
         </w:numPr>
         <w:ind w:left="720" w:hanging="360"/>
         <w:rPr>
@@ -5604,7 +5620,7 @@
           <w:szCs w:val="24"/>
           <w:rtl w:val="0"/>
         </w:rPr>
-        <w:t xml:space="preserve"> /properties: Devuelve la lista de propiedades, permitiendo aplicar filtros avanzados para facilitar la búsqueda.</w:t>
+        <w:t xml:space="preserve"> /propiedad: Devuelve la lista de propiedades, permitiendo aplicar filtros avanzados para facilitar la búsqueda.</w:t>
       </w:r>
     </w:p>
     <w:p>
@@ -5638,7 +5654,7 @@
           <w:szCs w:val="24"/>
           <w:rtl w:val="0"/>
         </w:rPr>
-        <w:t xml:space="preserve"> /properties: Permite a un vendedor o agente inmobiliario registrar un nuevo inmueble en el sistema.</w:t>
+        <w:t xml:space="preserve"> /propiedad: Permite a un vendedor o agente inmobiliario registrar un nuevo inmueble en el sistema.</w:t>
       </w:r>
     </w:p>
     <w:p>
@@ -5672,7 +5688,7 @@
           <w:szCs w:val="24"/>
           <w:rtl w:val="0"/>
         </w:rPr>
-        <w:t xml:space="preserve"> /properties/{id}: Obtiene todos los detalles, imágenes y características de una propiedad.</w:t>
+        <w:t xml:space="preserve"> /propiedad/{id}: Obtiene todos los detalles, imágenes y características de una propiedad.</w:t>
       </w:r>
     </w:p>
     <w:p>
@@ -5709,7 +5725,7 @@
           <w:szCs w:val="24"/>
           <w:rtl w:val="0"/>
         </w:rPr>
-        <w:t xml:space="preserve"> /properties/{id}: Para dar de baja una propiedad que la inmobiliaria ya no gestiona</w:t>
+        <w:t xml:space="preserve"> /propiedad/{id}: Para dar de baja una propiedad que la inmobiliaria ya no gestiona</w:t>
       </w:r>
     </w:p>
     <w:p>
@@ -5743,7 +5759,7 @@
           <w:szCs w:val="24"/>
           <w:rtl w:val="0"/>
         </w:rPr>
-        <w:t xml:space="preserve">/properties/{id}/reserve: (Transaccional) Bloqueo temporal del inmueble con un SELECT FOR UPDATE para evitar que dos personas reserven a la misma vez.</w:t>
+        <w:t xml:space="preserve">/propiedad/{id}/reserve: (Transaccional) Bloqueo temporal del inmueble con un SELECT FOR UPDATE para evitar que dos personas reserven a la misma vez.</w:t>
       </w:r>
     </w:p>
     <w:p>
@@ -5779,7 +5795,7 @@
           <w:szCs w:val="24"/>
           <w:rtl w:val="0"/>
         </w:rPr>
-        <w:t xml:space="preserve"> /properties/{id}/status: Cambio de estado definitivo (Disponible -&gt; Reservada -&gt; Vendida).</w:t>
+        <w:t xml:space="preserve"> /propiedad/{id}/status: Cambio de estado definitivo (Disponible -&gt; Reservada -&gt; Vendida).</w:t>
       </w:r>
     </w:p>
     <w:p>
@@ -5938,7 +5954,7 @@
           <w:szCs w:val="24"/>
           <w:rtl w:val="0"/>
         </w:rPr>
-        <w:t xml:space="preserve"> /appointments: Crea una nueva solicitud para agendar una visita a una propiedad en una fecha y hora determinada.</w:t>
+        <w:t xml:space="preserve"> /agenda: Crea una nueva solicitud para agendar una visita a una propiedad en una fecha y hora determinada.</w:t>
       </w:r>
     </w:p>
     <w:p>
@@ -5972,7 +5988,7 @@
           <w:szCs w:val="24"/>
           <w:rtl w:val="0"/>
         </w:rPr>
-        <w:t xml:space="preserve"> /appointments/user: Obtiene el historial y la lista de visitas programadas asociadas a un usuario en particular.</w:t>
+        <w:t xml:space="preserve"> /agenda/cliente/{id}: Obtiene el historial y la lista de visitas programadas asociadas a un usuario en particular.</w:t>
       </w:r>
       <w:r>
         <w:rPr>
@@ -6011,7 +6027,7 @@
           <w:szCs w:val="24"/>
           <w:rtl w:val="0"/>
         </w:rPr>
-        <w:t xml:space="preserve"> /appointments/{id}: Actualiza el estado de una cita existente (por ejemplo, para confirmar, reprogramar o cancelar).</w:t>
+        <w:t xml:space="preserve"> /agenda/{id}: Actualiza el estado de una cita existente (por ejemplo, para confirmar, reprogramar o cancelar).</w:t>
       </w:r>
     </w:p>
     <w:p>
@@ -6047,7 +6063,7 @@
           <w:szCs w:val="24"/>
           <w:rtl w:val="0"/>
         </w:rPr>
-        <w:t xml:space="preserve"> /appointments/{id}: Para que el cliente pueda cancelar definitivamente una visita si tuvo un imprevisto.</w:t>
+        <w:t xml:space="preserve"> /agenda/{id}: Para que el cliente pueda cancelar definitivamente una visita si tuvo un imprevisto.</w:t>
       </w:r>
     </w:p>
     <w:p>
@@ -6126,7 +6142,7 @@
           <w:szCs w:val="24"/>
           <w:rtl w:val="0"/>
         </w:rPr>
-        <w:t xml:space="preserve">Procesar de manera segura las transacciones financieras y controlar los estados de pagos asociados a reservas o arriendos de propiedades.</w:t>
+        <w:t xml:space="preserve">Procesar de manera segura las transacciones financieras y controlar los estados de pagos asociados a reservas de propiedades.</w:t>
       </w:r>
     </w:p>
     <w:p>
@@ -6433,7 +6449,6 @@
     </w:p>
     <w:p>
       <w:pPr>
-        <w:ind w:left="0" w:firstLine="0"/>
         <w:rPr>
           <w:rFonts w:ascii="Times New Roman" w:cs="Times New Roman" w:eastAsia="Times New Roman" w:hAnsi="Times New Roman"/>
           <w:sz w:val="24"/>
@@ -6470,30 +6485,14 @@
           <w:szCs w:val="24"/>
           <w:rtl w:val="0"/>
         </w:rPr>
-        <w:t xml:space="preserve">Microservicio de </w:t>
-      </w:r>
-      <w:r>
-        <w:rPr>
-          <w:rFonts w:ascii="Times New Roman" w:cs="Times New Roman" w:eastAsia="Times New Roman" w:hAnsi="Times New Roman"/>
-          <w:b w:val="1"/>
-          <w:bCs w:val="1"/>
-          <w:sz w:val="24"/>
-          <w:szCs w:val="24"/>
-          <w:rtl w:val="0"/>
-        </w:rPr>
-        <w:t xml:space="preserve">Reseñas</w:t>
-      </w:r>
-      <w:r>
-        <w:rPr>
-          <w:rtl w:val="0"/>
-        </w:rPr>
+        <w:t xml:space="preserve">Microservicio de Reportes</w:t>
       </w:r>
     </w:p>
     <w:p>
       <w:pPr>
         <w:numPr>
           <w:ilvl w:val="0"/>
-          <w:numId w:val="25"/>
+          <w:numId w:val="11"/>
         </w:numPr>
         <w:ind w:left="1440" w:hanging="360"/>
         <w:rPr>
@@ -6522,7 +6521,12 @@
           <w:szCs w:val="24"/>
           <w:rtl w:val="0"/>
         </w:rPr>
-        <w:t xml:space="preserve">Gestionar la evaluación del servicio, permitiendo a los usuarios calificar propiedades y la atención de los agentes, generando confianza para los próximos clientes.</w:t>
+        <w:t xml:space="preserve">Procesar los reportes contra publicaciones o usuarios para garantizar un entorno seguro y de confianza en el portal inmobiliario.</w:t>
+      </w:r>
+      <w:r>
+        <w:rPr>
+          <w:rtl w:val="0"/>
+        </w:rPr>
       </w:r>
     </w:p>
     <w:p>
@@ -6583,7 +6587,7 @@
           <w:szCs w:val="24"/>
           <w:rtl w:val="0"/>
         </w:rPr>
-        <w:t xml:space="preserve"> /reviews/{publication}: Obtiene la lista de calificaciones y comentarios asociados a una publicación o propiedad específica.</w:t>
+        <w:t xml:space="preserve"> /reports/{id}: Consulta los detalles, la evidencia y el estado actual de una denuncia específica.</w:t>
       </w:r>
     </w:p>
     <w:p>
@@ -6617,7 +6621,7 @@
           <w:szCs w:val="24"/>
           <w:rtl w:val="0"/>
         </w:rPr>
-        <w:t xml:space="preserve"> /reviews: Permite a un usuario crear y publicar una nueva reseña o calificación.</w:t>
+        <w:t xml:space="preserve"> /reports: Crea y envía una nueva denuncia sobre una publicación o un usuario.</w:t>
       </w:r>
     </w:p>
     <w:p>
@@ -6651,7 +6655,7 @@
           <w:szCs w:val="24"/>
           <w:rtl w:val="0"/>
         </w:rPr>
-        <w:t xml:space="preserve"> /reviews/{id}/reply: Permite a un agente o administrador responder oficialmente a un comentario o reseña dejada por un cliente.</w:t>
+        <w:t xml:space="preserve"> /reports/{id}/reply: Permite a los administradores responder a la denuncia o notificar su resolución.</w:t>
       </w:r>
     </w:p>
     <w:p>
@@ -6692,14 +6696,14 @@
           <w:szCs w:val="24"/>
           <w:rtl w:val="0"/>
         </w:rPr>
-        <w:t xml:space="preserve">Microservicio de Reportes</w:t>
+        <w:t xml:space="preserve">Microservicio de Publicaciones</w:t>
       </w:r>
     </w:p>
     <w:p>
       <w:pPr>
         <w:numPr>
-          <w:ilvl w:val="0"/>
-          <w:numId w:val="11"/>
+          <w:ilvl w:val="1"/>
+          <w:numId w:val="17"/>
         </w:numPr>
         <w:ind w:left="1440" w:hanging="360"/>
         <w:rPr>
@@ -6728,7 +6732,7 @@
           <w:szCs w:val="24"/>
           <w:rtl w:val="0"/>
         </w:rPr>
-        <w:t xml:space="preserve">Procesar los reportes contra publicaciones o usuarios para garantizar un entorno seguro y de confianza en el portal inmobiliario.</w:t>
+        <w:t xml:space="preserve">Gestionar la promoción de las propiedades hacia los clientes y sus reseñas sobre las propiedades publicadas a través de la página.</w:t>
       </w:r>
       <w:r>
         <w:rPr>
@@ -6760,7 +6764,7 @@
           <w:szCs w:val="24"/>
           <w:rtl w:val="0"/>
         </w:rPr>
-        <w:t xml:space="preserve">APIs Críticas:</w:t>
+        <w:t xml:space="preserve">APIs Críticas (Publicación):</w:t>
       </w:r>
     </w:p>
     <w:p>
@@ -6772,6 +6776,8 @@
         <w:ind w:left="2160" w:hanging="360"/>
         <w:rPr>
           <w:rFonts w:ascii="Times New Roman" w:cs="Times New Roman" w:eastAsia="Times New Roman" w:hAnsi="Times New Roman"/>
+          <w:b w:val="1"/>
+          <w:bCs w:val="1"/>
           <w:sz w:val="24"/>
           <w:szCs w:val="24"/>
         </w:rPr>
@@ -6794,7 +6800,12 @@
           <w:szCs w:val="24"/>
           <w:rtl w:val="0"/>
         </w:rPr>
-        <w:t xml:space="preserve"> /reports/{id}: Consulta los detalles, la evidencia y el estado actual de una denuncia específica.</w:t>
+        <w:t xml:space="preserve"> /publications: Obtiene el catálogo de anuncios activos y promocionados que están visibles para el público.</w:t>
+      </w:r>
+      <w:r>
+        <w:rPr>
+          <w:rtl w:val="0"/>
+        </w:rPr>
       </w:r>
     </w:p>
     <w:p>
@@ -6828,7 +6839,7 @@
           <w:szCs w:val="24"/>
           <w:rtl w:val="0"/>
         </w:rPr>
-        <w:t xml:space="preserve"> /reports: Crea y envía una nueva denuncia sobre una publicación o un usuario.</w:t>
+        <w:t xml:space="preserve"> /publications: Transforma una propiedad registrada en un anuncio público activo dentro de la plataforma.</w:t>
       </w:r>
     </w:p>
     <w:p>
@@ -6853,98 +6864,52 @@
           <w:szCs w:val="24"/>
           <w:rtl w:val="0"/>
         </w:rPr>
-        <w:t xml:space="preserve">POST</w:t>
-      </w:r>
-      <w:r>
-        <w:rPr>
-          <w:rFonts w:ascii="Times New Roman" w:cs="Times New Roman" w:eastAsia="Times New Roman" w:hAnsi="Times New Roman"/>
-          <w:sz w:val="24"/>
-          <w:szCs w:val="24"/>
-          <w:rtl w:val="0"/>
-        </w:rPr>
-        <w:t xml:space="preserve"> /reports/{id}/reply: Permite a los administradores responder a la denuncia o notificar su resolución.</w:t>
-      </w:r>
-    </w:p>
-    <w:p>
-      <w:pPr>
-        <w:rPr>
-          <w:rFonts w:ascii="Times New Roman" w:cs="Times New Roman" w:eastAsia="Times New Roman" w:hAnsi="Times New Roman"/>
-          <w:sz w:val="24"/>
-          <w:szCs w:val="24"/>
-        </w:rPr>
-      </w:pPr>
-      <w:r>
-        <w:rPr>
-          <w:rtl w:val="0"/>
-        </w:rPr>
-      </w:r>
-    </w:p>
-    <w:p>
-      <w:pPr>
-        <w:numPr>
-          <w:ilvl w:val="0"/>
-          <w:numId w:val="17"/>
-        </w:numPr>
-        <w:ind w:left="720" w:hanging="360"/>
-        <w:rPr>
-          <w:rFonts w:ascii="Times New Roman" w:cs="Times New Roman" w:eastAsia="Times New Roman" w:hAnsi="Times New Roman"/>
-          <w:b w:val="1"/>
-          <w:bCs w:val="1"/>
-          <w:sz w:val="24"/>
-          <w:szCs w:val="24"/>
-        </w:rPr>
-      </w:pPr>
-      <w:r>
-        <w:rPr>
-          <w:rFonts w:ascii="Times New Roman" w:cs="Times New Roman" w:eastAsia="Times New Roman" w:hAnsi="Times New Roman"/>
-          <w:b w:val="1"/>
-          <w:bCs w:val="1"/>
-          <w:sz w:val="24"/>
-          <w:szCs w:val="24"/>
-          <w:rtl w:val="0"/>
-        </w:rPr>
-        <w:t xml:space="preserve">Microservicio de Publicaciones</w:t>
+        <w:t xml:space="preserve">GET</w:t>
+      </w:r>
+      <w:r>
+        <w:rPr>
+          <w:rFonts w:ascii="Times New Roman" w:cs="Times New Roman" w:eastAsia="Times New Roman" w:hAnsi="Times New Roman"/>
+          <w:sz w:val="24"/>
+          <w:szCs w:val="24"/>
+          <w:rtl w:val="0"/>
+        </w:rPr>
+        <w:t xml:space="preserve"> /publications/{id}: Obtiene la vista pública y los detalles promocionales de un anuncio en particular.</w:t>
       </w:r>
     </w:p>
     <w:p>
       <w:pPr>
         <w:numPr>
           <w:ilvl w:val="1"/>
-          <w:numId w:val="17"/>
+          <w:numId w:val="15"/>
         </w:numPr>
-        <w:ind w:left="1440" w:hanging="360"/>
-        <w:rPr>
-          <w:rFonts w:ascii="Times New Roman" w:cs="Times New Roman" w:eastAsia="Times New Roman" w:hAnsi="Times New Roman"/>
-          <w:b w:val="1"/>
-          <w:bCs w:val="1"/>
-          <w:sz w:val="24"/>
-          <w:szCs w:val="24"/>
-        </w:rPr>
-      </w:pPr>
-      <w:r>
-        <w:rPr>
-          <w:rFonts w:ascii="Times New Roman" w:cs="Times New Roman" w:eastAsia="Times New Roman" w:hAnsi="Times New Roman"/>
-          <w:b w:val="1"/>
-          <w:bCs w:val="1"/>
-          <w:sz w:val="24"/>
-          <w:szCs w:val="24"/>
-          <w:rtl w:val="0"/>
-        </w:rPr>
-        <w:t xml:space="preserve">Responsabilidad: </w:t>
-      </w:r>
-      <w:r>
-        <w:rPr>
-          <w:rFonts w:ascii="Times New Roman" w:cs="Times New Roman" w:eastAsia="Times New Roman" w:hAnsi="Times New Roman"/>
-          <w:sz w:val="24"/>
-          <w:szCs w:val="24"/>
-          <w:rtl w:val="0"/>
-        </w:rPr>
-        <w:t xml:space="preserve">Gestionar la promoción de las propiedades hacia los clientes a través de la página.</w:t>
-      </w:r>
-      <w:r>
-        <w:rPr>
-          <w:rtl w:val="0"/>
-        </w:rPr>
+        <w:ind w:left="2160" w:hanging="360"/>
+        <w:rPr>
+          <w:rFonts w:ascii="Times New Roman" w:cs="Times New Roman" w:eastAsia="Times New Roman" w:hAnsi="Times New Roman"/>
+          <w:i w:val="1"/>
+          <w:iCs w:val="1"/>
+          <w:sz w:val="24"/>
+          <w:szCs w:val="24"/>
+        </w:rPr>
+      </w:pPr>
+      <w:r>
+        <w:rPr>
+          <w:rFonts w:ascii="Times New Roman" w:cs="Times New Roman" w:eastAsia="Times New Roman" w:hAnsi="Times New Roman"/>
+          <w:b w:val="1"/>
+          <w:bCs w:val="1"/>
+          <w:sz w:val="24"/>
+          <w:szCs w:val="24"/>
+          <w:rtl w:val="0"/>
+        </w:rPr>
+        <w:t xml:space="preserve">DELETE</w:t>
+      </w:r>
+      <w:r>
+        <w:rPr>
+          <w:rFonts w:ascii="Times New Roman" w:cs="Times New Roman" w:eastAsia="Times New Roman" w:hAnsi="Times New Roman"/>
+          <w:sz w:val="24"/>
+          <w:szCs w:val="24"/>
+          <w:rtl w:val="0"/>
+        </w:rPr>
+        <w:t xml:space="preserve"> /publications/{id}: Para dar de baja el anuncio público en la web una vez que el trato se cerró.</w:t>
       </w:r>
     </w:p>
     <w:p>
@@ -6971,7 +6936,7 @@
           <w:szCs w:val="24"/>
           <w:rtl w:val="0"/>
         </w:rPr>
-        <w:t xml:space="preserve">APIs Críticas:</w:t>
+        <w:t xml:space="preserve">APIs Críticas (Reseñas):</w:t>
       </w:r>
     </w:p>
     <w:p>
@@ -6983,8 +6948,6 @@
         <w:ind w:left="2160" w:hanging="360"/>
         <w:rPr>
           <w:rFonts w:ascii="Times New Roman" w:cs="Times New Roman" w:eastAsia="Times New Roman" w:hAnsi="Times New Roman"/>
-          <w:b w:val="1"/>
-          <w:bCs w:val="1"/>
           <w:sz w:val="24"/>
           <w:szCs w:val="24"/>
         </w:rPr>
@@ -7007,12 +6970,7 @@
           <w:szCs w:val="24"/>
           <w:rtl w:val="0"/>
         </w:rPr>
-        <w:t xml:space="preserve"> /publications: Obtiene el catálogo de anuncios activos y promocionados que están visibles para el público.</w:t>
-      </w:r>
-      <w:r>
-        <w:rPr>
-          <w:rtl w:val="0"/>
-        </w:rPr>
+        <w:t xml:space="preserve"> /reviews/{publication}: Obtiene la lista de calificaciones y comentarios asociados a una publicación o propiedad específica.</w:t>
       </w:r>
     </w:p>
     <w:p>
@@ -7046,7 +7004,7 @@
           <w:szCs w:val="24"/>
           <w:rtl w:val="0"/>
         </w:rPr>
-        <w:t xml:space="preserve"> /publications: Transforma una propiedad registrada en un anuncio público activo dentro de la plataforma.</w:t>
+        <w:t xml:space="preserve"> /reviews: Permite a un usuario crear y publicar una nueva reseña o calificación.</w:t>
       </w:r>
     </w:p>
     <w:p>
@@ -7071,52 +7029,21 @@
           <w:szCs w:val="24"/>
           <w:rtl w:val="0"/>
         </w:rPr>
-        <w:t xml:space="preserve">GET</w:t>
-      </w:r>
-      <w:r>
-        <w:rPr>
-          <w:rFonts w:ascii="Times New Roman" w:cs="Times New Roman" w:eastAsia="Times New Roman" w:hAnsi="Times New Roman"/>
-          <w:sz w:val="24"/>
-          <w:szCs w:val="24"/>
-          <w:rtl w:val="0"/>
-        </w:rPr>
-        <w:t xml:space="preserve"> /publications/{id}: Obtiene la vista pública y los detalles promocionales de un anuncio en particular.</w:t>
-      </w:r>
-    </w:p>
-    <w:p>
-      <w:pPr>
-        <w:numPr>
-          <w:ilvl w:val="1"/>
-          <w:numId w:val="15"/>
-        </w:numPr>
-        <w:ind w:left="2160" w:hanging="360"/>
-        <w:rPr>
-          <w:rFonts w:ascii="Times New Roman" w:cs="Times New Roman" w:eastAsia="Times New Roman" w:hAnsi="Times New Roman"/>
-          <w:i w:val="1"/>
-          <w:iCs w:val="1"/>
-          <w:sz w:val="24"/>
-          <w:szCs w:val="24"/>
-        </w:rPr>
-      </w:pPr>
-      <w:r>
-        <w:rPr>
-          <w:rFonts w:ascii="Times New Roman" w:cs="Times New Roman" w:eastAsia="Times New Roman" w:hAnsi="Times New Roman"/>
-          <w:b w:val="1"/>
-          <w:bCs w:val="1"/>
-          <w:sz w:val="24"/>
-          <w:szCs w:val="24"/>
-          <w:rtl w:val="0"/>
-        </w:rPr>
-        <w:t xml:space="preserve">DELETE</w:t>
-      </w:r>
-      <w:r>
-        <w:rPr>
-          <w:rFonts w:ascii="Times New Roman" w:cs="Times New Roman" w:eastAsia="Times New Roman" w:hAnsi="Times New Roman"/>
-          <w:sz w:val="24"/>
-          <w:szCs w:val="24"/>
-          <w:rtl w:val="0"/>
-        </w:rPr>
-        <w:t xml:space="preserve"> /publications/{id}: Para dar de baja el anuncio público en la web una vez que el trato se cerró.</w:t>
+        <w:t xml:space="preserve">POST</w:t>
+      </w:r>
+      <w:r>
+        <w:rPr>
+          <w:rFonts w:ascii="Times New Roman" w:cs="Times New Roman" w:eastAsia="Times New Roman" w:hAnsi="Times New Roman"/>
+          <w:sz w:val="24"/>
+          <w:szCs w:val="24"/>
+          <w:rtl w:val="0"/>
+        </w:rPr>
+        <w:t xml:space="preserve"> /reviews/{id}/reply: Permite a un agente o administrador responder oficialmente a un comentario o reseña dejada por un cliente.</w:t>
+      </w:r>
+      <w:r>
+        <w:rPr>
+          <w:rtl w:val="0"/>
+        </w:rPr>
       </w:r>
     </w:p>
     <w:p>
@@ -7450,21 +7377,8 @@
     </w:p>
     <w:p>
       <w:pPr>
-        <w:rPr>
-          <w:rFonts w:ascii="Times New Roman" w:cs="Times New Roman" w:eastAsia="Times New Roman" w:hAnsi="Times New Roman"/>
-          <w:sz w:val="24"/>
-          <w:szCs w:val="24"/>
-        </w:rPr>
-      </w:pPr>
-      <w:r>
-        <w:rPr>
-          <w:rtl w:val="0"/>
-        </w:rPr>
-      </w:r>
-    </w:p>
-    <w:p>
-      <w:pPr>
-        <w:jc w:val="center"/>
+        <w:ind w:left="0" w:firstLine="0"/>
+        <w:jc w:val="both"/>
         <w:rPr>
           <w:rFonts w:ascii="Times New Roman" w:cs="Times New Roman" w:eastAsia="Times New Roman" w:hAnsi="Times New Roman"/>
           <w:sz w:val="24"/>
@@ -7479,14 +7393,14 @@
         </w:rPr>
         <w:drawing>
           <wp:inline distB="114300" distT="114300" distL="114300" distR="114300">
-            <wp:extent cx="5700713" cy="3392843"/>
+            <wp:extent cx="5943600" cy="5422900"/>
             <wp:effectExtent b="0" l="0" r="0" t="0"/>
-            <wp:docPr id="1" name="image3.png"/>
+            <wp:docPr id="1" name="image2.png"/>
             <a:graphic>
               <a:graphicData uri="http://schemas.openxmlformats.org/drawingml/2006/picture">
                 <pic:pic>
                   <pic:nvPicPr>
-                    <pic:cNvPr id="0" name="image3.png"/>
+                    <pic:cNvPr id="0" name="image2.png"/>
                     <pic:cNvPicPr preferRelativeResize="0"/>
                   </pic:nvPicPr>
                   <pic:blipFill>
@@ -7499,7 +7413,7 @@
                   <pic:spPr>
                     <a:xfrm>
                       <a:off x="0" y="0"/>
-                      <a:ext cx="5700713" cy="3392843"/>
+                      <a:ext cx="5943600" cy="5422900"/>
                     </a:xfrm>
                     <a:prstGeom prst="rect"/>
                     <a:ln/>
@@ -7518,6 +7432,51 @@
     </w:p>
     <w:p>
       <w:pPr>
+        <w:ind w:left="0" w:firstLine="0"/>
+        <w:jc w:val="both"/>
+        <w:rPr>
+          <w:rFonts w:ascii="Times New Roman" w:cs="Times New Roman" w:eastAsia="Times New Roman" w:hAnsi="Times New Roman"/>
+          <w:sz w:val="24"/>
+          <w:szCs w:val="24"/>
+        </w:rPr>
+      </w:pPr>
+      <w:r>
+        <w:rPr>
+          <w:rtl w:val="0"/>
+        </w:rPr>
+      </w:r>
+    </w:p>
+    <w:p>
+      <w:pPr>
+        <w:rPr>
+          <w:rFonts w:ascii="Times New Roman" w:cs="Times New Roman" w:eastAsia="Times New Roman" w:hAnsi="Times New Roman"/>
+          <w:sz w:val="24"/>
+          <w:szCs w:val="24"/>
+        </w:rPr>
+      </w:pPr>
+      <w:r>
+        <w:rPr>
+          <w:rtl w:val="0"/>
+        </w:rPr>
+      </w:r>
+    </w:p>
+    <w:p>
+      <w:pPr>
+        <w:jc w:val="center"/>
+        <w:rPr>
+          <w:rFonts w:ascii="Times New Roman" w:cs="Times New Roman" w:eastAsia="Times New Roman" w:hAnsi="Times New Roman"/>
+          <w:sz w:val="24"/>
+          <w:szCs w:val="24"/>
+        </w:rPr>
+      </w:pPr>
+      <w:r>
+        <w:rPr>
+          <w:rtl w:val="0"/>
+        </w:rPr>
+      </w:r>
+    </w:p>
+    <w:p>
+      <w:pPr>
         <w:rPr>
           <w:rFonts w:ascii="Times New Roman" w:cs="Times New Roman" w:eastAsia="Times New Roman" w:hAnsi="Times New Roman"/>
           <w:b w:val="1"/>
@@ -7788,12 +7747,12 @@
           <wp:inline distB="114300" distT="114300" distL="114300" distR="114300">
             <wp:extent cx="5295900" cy="4365860"/>
             <wp:effectExtent b="0" l="0" r="0" t="0"/>
-            <wp:docPr id="4" name="image2.png"/>
+            <wp:docPr id="4" name="image1.png"/>
             <a:graphic>
               <a:graphicData uri="http://schemas.openxmlformats.org/drawingml/2006/picture">
                 <pic:pic>
                   <pic:nvPicPr>
-                    <pic:cNvPr id="0" name="image2.png"/>
+                    <pic:cNvPr id="0" name="image1.png"/>
                     <pic:cNvPicPr preferRelativeResize="0"/>
                   </pic:nvPicPr>
                   <pic:blipFill>
@@ -11168,7 +11127,7 @@
           <w:szCs w:val="24"/>
           <w:rtl w:val="0"/>
         </w:rPr>
-        <w:t xml:space="preserve">Para cumplir con los plazos de esta primera etapa del proyecto. Se han tomado decisiones conscientes priorizando la funcionalidad core (reservas, gestión de propiedades y usuarios) por lo que se asume una </w:t>
+        <w:t xml:space="preserve">Para cumplir con los plazos de esta primera etapa del proyecto. Se han tomado decisiones conscientes priorizando la funcionalidad core (reservas, gestión de propiedades y usuarios), por lo que se asume una </w:t>
       </w:r>
       <w:r>
         <w:rPr>
@@ -11188,7 +11147,7 @@
           <w:szCs w:val="24"/>
           <w:rtl w:val="0"/>
         </w:rPr>
-        <w:t xml:space="preserve"> que tendrán que ser refactorizadas para poder salir a producción con una implementación funcional.</w:t>
+        <w:t xml:space="preserve"> que tendrá que ser refactorizada para poder salir a producción con una implementación funcional.</w:t>
       </w:r>
     </w:p>
     <w:p>
@@ -11281,7 +11240,7 @@
           <w:szCs w:val="24"/>
           <w:rtl w:val="0"/>
         </w:rPr>
-        <w:t xml:space="preserve">El microservicio de pagos tendrá que trabajar con respuestas simuladas o lógica interna básica, no implementara totalmente la integración real con pasarelas de pago externas y certificadas (como Transbank Webpay Plus, Stripe o MercadoPago).</w:t>
+        <w:t xml:space="preserve">El microservicio de pagos tendrá que trabajar con respuestas simuladas o lógica interna básica, no implementará totalmente la integración real con pasarelas de pago externas y certificadas (como Transbank Webpay Plus, Stripe o MercadoPago).</w:t>
       </w:r>
     </w:p>
     <w:p>
@@ -11418,7 +11377,7 @@
           <w:szCs w:val="24"/>
           <w:rtl w:val="0"/>
         </w:rPr>
-        <w:t xml:space="preserve"> El enfoque de la primera etapa no se encontrara en implementar un stack de monitoreo (</w:t>
+        <w:t xml:space="preserve"> El enfoque de la primera etapa no se encontrará en implementar un stack de monitoreo (</w:t>
       </w:r>
       <w:r>
         <w:rPr>
@@ -11463,8 +11422,8 @@
         <w:jc w:val="both"/>
         <w:rPr>
           <w:rFonts w:ascii="Times New Roman" w:cs="Times New Roman" w:eastAsia="Times New Roman" w:hAnsi="Times New Roman"/>
-          <w:sz w:val="26"/>
-          <w:szCs w:val="26"/>
+          <w:sz w:val="24"/>
+          <w:szCs w:val="24"/>
         </w:rPr>
       </w:pPr>
       <w:r>
@@ -11476,6 +11435,49 @@
         </w:rPr>
         <w:t xml:space="preserve">No obstante, se incorporarán mecanismos básicos de observabilidad, tales como registro de logs, manejo de errores y endpoints de verificación de estado, con el fin de garantizar un mínimo nivel de visibilidad y facilitar la detección de fallos durante la operación inicial del sistema.</w:t>
       </w:r>
+    </w:p>
+    <w:p>
+      <w:pPr>
+        <w:ind w:left="0" w:firstLine="0"/>
+        <w:jc w:val="both"/>
+        <w:rPr>
+          <w:rFonts w:ascii="Times New Roman" w:cs="Times New Roman" w:eastAsia="Times New Roman" w:hAnsi="Times New Roman"/>
+          <w:sz w:val="24"/>
+          <w:szCs w:val="24"/>
+        </w:rPr>
+      </w:pPr>
+      <w:r>
+        <w:rPr>
+          <w:rtl w:val="0"/>
+        </w:rPr>
+      </w:r>
+    </w:p>
+    <w:p>
+      <w:pPr>
+        <w:ind w:left="0" w:firstLine="0"/>
+        <w:jc w:val="both"/>
+        <w:rPr>
+          <w:rFonts w:ascii="Times New Roman" w:cs="Times New Roman" w:eastAsia="Times New Roman" w:hAnsi="Times New Roman"/>
+          <w:sz w:val="24"/>
+          <w:szCs w:val="24"/>
+        </w:rPr>
+      </w:pPr>
+      <w:r>
+        <w:rPr>
+          <w:rtl w:val="0"/>
+        </w:rPr>
+      </w:r>
+    </w:p>
+    <w:p>
+      <w:pPr>
+        <w:ind w:left="0" w:firstLine="0"/>
+        <w:jc w:val="both"/>
+        <w:rPr>
+          <w:rFonts w:ascii="Times New Roman" w:cs="Times New Roman" w:eastAsia="Times New Roman" w:hAnsi="Times New Roman"/>
+          <w:sz w:val="24"/>
+          <w:szCs w:val="24"/>
+        </w:rPr>
+      </w:pPr>
       <w:r>
         <w:rPr>
           <w:rtl w:val="0"/>
@@ -14140,103 +14142,103 @@
       <w:lvlText w:val="●"/>
       <w:lvlJc w:val="left"/>
       <w:pPr>
+        <w:ind w:left="720" w:hanging="360"/>
+      </w:pPr>
+      <w:rPr>
+        <w:u w:val="none"/>
+      </w:rPr>
+    </w:lvl>
+    <w:lvl w:ilvl="1">
+      <w:start w:val="1"/>
+      <w:numFmt w:val="bullet"/>
+      <w:lvlText w:val="○"/>
+      <w:lvlJc w:val="left"/>
+      <w:pPr>
         <w:ind w:left="1440" w:hanging="360"/>
       </w:pPr>
       <w:rPr>
         <w:u w:val="none"/>
       </w:rPr>
     </w:lvl>
-    <w:lvl w:ilvl="1">
+    <w:lvl w:ilvl="2">
+      <w:start w:val="1"/>
+      <w:numFmt w:val="bullet"/>
+      <w:lvlText w:val="■"/>
+      <w:lvlJc w:val="left"/>
+      <w:pPr>
+        <w:ind w:left="2160" w:hanging="360"/>
+      </w:pPr>
+      <w:rPr>
+        <w:u w:val="none"/>
+      </w:rPr>
+    </w:lvl>
+    <w:lvl w:ilvl="3">
+      <w:start w:val="1"/>
+      <w:numFmt w:val="bullet"/>
+      <w:lvlText w:val="●"/>
+      <w:lvlJc w:val="left"/>
+      <w:pPr>
+        <w:ind w:left="2880" w:hanging="360"/>
+      </w:pPr>
+      <w:rPr>
+        <w:u w:val="none"/>
+      </w:rPr>
+    </w:lvl>
+    <w:lvl w:ilvl="4">
       <w:start w:val="1"/>
       <w:numFmt w:val="bullet"/>
       <w:lvlText w:val="○"/>
       <w:lvlJc w:val="left"/>
       <w:pPr>
-        <w:ind w:left="2160" w:hanging="360"/>
-      </w:pPr>
-      <w:rPr>
-        <w:u w:val="none"/>
-      </w:rPr>
-    </w:lvl>
-    <w:lvl w:ilvl="2">
+        <w:ind w:left="3600" w:hanging="360"/>
+      </w:pPr>
+      <w:rPr>
+        <w:u w:val="none"/>
+      </w:rPr>
+    </w:lvl>
+    <w:lvl w:ilvl="5">
       <w:start w:val="1"/>
       <w:numFmt w:val="bullet"/>
       <w:lvlText w:val="■"/>
       <w:lvlJc w:val="left"/>
       <w:pPr>
-        <w:ind w:left="2880" w:hanging="360"/>
-      </w:pPr>
-      <w:rPr>
-        <w:u w:val="none"/>
-      </w:rPr>
-    </w:lvl>
-    <w:lvl w:ilvl="3">
+        <w:ind w:left="4320" w:hanging="360"/>
+      </w:pPr>
+      <w:rPr>
+        <w:u w:val="none"/>
+      </w:rPr>
+    </w:lvl>
+    <w:lvl w:ilvl="6">
       <w:start w:val="1"/>
       <w:numFmt w:val="bullet"/>
       <w:lvlText w:val="●"/>
       <w:lvlJc w:val="left"/>
       <w:pPr>
-        <w:ind w:left="3600" w:hanging="360"/>
-      </w:pPr>
-      <w:rPr>
-        <w:u w:val="none"/>
-      </w:rPr>
-    </w:lvl>
-    <w:lvl w:ilvl="4">
+        <w:ind w:left="5040" w:hanging="360"/>
+      </w:pPr>
+      <w:rPr>
+        <w:u w:val="none"/>
+      </w:rPr>
+    </w:lvl>
+    <w:lvl w:ilvl="7">
       <w:start w:val="1"/>
       <w:numFmt w:val="bullet"/>
       <w:lvlText w:val="○"/>
       <w:lvlJc w:val="left"/>
       <w:pPr>
-        <w:ind w:left="4320" w:hanging="360"/>
-      </w:pPr>
-      <w:rPr>
-        <w:u w:val="none"/>
-      </w:rPr>
-    </w:lvl>
-    <w:lvl w:ilvl="5">
+        <w:ind w:left="5760" w:hanging="360"/>
+      </w:pPr>
+      <w:rPr>
+        <w:u w:val="none"/>
+      </w:rPr>
+    </w:lvl>
+    <w:lvl w:ilvl="8">
       <w:start w:val="1"/>
       <w:numFmt w:val="bullet"/>
       <w:lvlText w:val="■"/>
       <w:lvlJc w:val="left"/>
       <w:pPr>
-        <w:ind w:left="5040" w:hanging="360"/>
-      </w:pPr>
-      <w:rPr>
-        <w:u w:val="none"/>
-      </w:rPr>
-    </w:lvl>
-    <w:lvl w:ilvl="6">
-      <w:start w:val="1"/>
-      <w:numFmt w:val="bullet"/>
-      <w:lvlText w:val="●"/>
-      <w:lvlJc w:val="left"/>
-      <w:pPr>
-        <w:ind w:left="5760" w:hanging="360"/>
-      </w:pPr>
-      <w:rPr>
-        <w:u w:val="none"/>
-      </w:rPr>
-    </w:lvl>
-    <w:lvl w:ilvl="7">
-      <w:start w:val="1"/>
-      <w:numFmt w:val="bullet"/>
-      <w:lvlText w:val="○"/>
-      <w:lvlJc w:val="left"/>
-      <w:pPr>
         <w:ind w:left="6480" w:hanging="360"/>
-      </w:pPr>
-      <w:rPr>
-        <w:u w:val="none"/>
-      </w:rPr>
-    </w:lvl>
-    <w:lvl w:ilvl="8">
-      <w:start w:val="1"/>
-      <w:numFmt w:val="bullet"/>
-      <w:lvlText w:val="■"/>
-      <w:lvlJc w:val="left"/>
-      <w:pPr>
-        <w:ind w:left="7200" w:hanging="360"/>
       </w:pPr>
       <w:rPr>
         <w:u w:val="none"/>
@@ -14246,8 +14248,8 @@
   <w:abstractNum w:abstractNumId="26">
     <w:lvl w:ilvl="0">
       <w:start w:val="1"/>
-      <w:numFmt w:val="bullet"/>
-      <w:lvlText w:val="●"/>
+      <w:numFmt w:val="upperLetter"/>
+      <w:lvlText w:val="%1."/>
       <w:lvlJc w:val="left"/>
       <w:pPr>
         <w:ind w:left="720" w:hanging="360"/>
@@ -14258,8 +14260,8 @@
     </w:lvl>
     <w:lvl w:ilvl="1">
       <w:start w:val="1"/>
-      <w:numFmt w:val="bullet"/>
-      <w:lvlText w:val="○"/>
+      <w:numFmt w:val="lowerLetter"/>
+      <w:lvlText w:val="%2."/>
       <w:lvlJc w:val="left"/>
       <w:pPr>
         <w:ind w:left="1440" w:hanging="360"/>
@@ -14270,9 +14272,9 @@
     </w:lvl>
     <w:lvl w:ilvl="2">
       <w:start w:val="1"/>
-      <w:numFmt w:val="bullet"/>
-      <w:lvlText w:val="■"/>
-      <w:lvlJc w:val="left"/>
+      <w:numFmt w:val="lowerRoman"/>
+      <w:lvlText w:val="%3."/>
+      <w:lvlJc w:val="right"/>
       <w:pPr>
         <w:ind w:left="2160" w:hanging="360"/>
       </w:pPr>
@@ -14282,8 +14284,8 @@
     </w:lvl>
     <w:lvl w:ilvl="3">
       <w:start w:val="1"/>
-      <w:numFmt w:val="bullet"/>
-      <w:lvlText w:val="●"/>
+      <w:numFmt w:val="decimal"/>
+      <w:lvlText w:val="%4."/>
       <w:lvlJc w:val="left"/>
       <w:pPr>
         <w:ind w:left="2880" w:hanging="360"/>
@@ -14294,8 +14296,8 @@
     </w:lvl>
     <w:lvl w:ilvl="4">
       <w:start w:val="1"/>
-      <w:numFmt w:val="bullet"/>
-      <w:lvlText w:val="○"/>
+      <w:numFmt w:val="lowerLetter"/>
+      <w:lvlText w:val="%5."/>
       <w:lvlJc w:val="left"/>
       <w:pPr>
         <w:ind w:left="3600" w:hanging="360"/>
@@ -14306,9 +14308,9 @@
     </w:lvl>
     <w:lvl w:ilvl="5">
       <w:start w:val="1"/>
-      <w:numFmt w:val="bullet"/>
-      <w:lvlText w:val="■"/>
-      <w:lvlJc w:val="left"/>
+      <w:numFmt w:val="lowerRoman"/>
+      <w:lvlText w:val="%6."/>
+      <w:lvlJc w:val="right"/>
       <w:pPr>
         <w:ind w:left="4320" w:hanging="360"/>
       </w:pPr>
@@ -14318,8 +14320,8 @@
     </w:lvl>
     <w:lvl w:ilvl="6">
       <w:start w:val="1"/>
-      <w:numFmt w:val="bullet"/>
-      <w:lvlText w:val="●"/>
+      <w:numFmt w:val="decimal"/>
+      <w:lvlText w:val="%7."/>
       <w:lvlJc w:val="left"/>
       <w:pPr>
         <w:ind w:left="5040" w:hanging="360"/>
@@ -14330,8 +14332,8 @@
     </w:lvl>
     <w:lvl w:ilvl="7">
       <w:start w:val="1"/>
-      <w:numFmt w:val="bullet"/>
-      <w:lvlText w:val="○"/>
+      <w:numFmt w:val="lowerLetter"/>
+      <w:lvlText w:val="%8."/>
       <w:lvlJc w:val="left"/>
       <w:pPr>
         <w:ind w:left="5760" w:hanging="360"/>
@@ -14342,9 +14344,9 @@
     </w:lvl>
     <w:lvl w:ilvl="8">
       <w:start w:val="1"/>
-      <w:numFmt w:val="bullet"/>
-      <w:lvlText w:val="■"/>
-      <w:lvlJc w:val="left"/>
+      <w:numFmt w:val="lowerRoman"/>
+      <w:lvlText w:val="%9."/>
+      <w:lvlJc w:val="right"/>
       <w:pPr>
         <w:ind w:left="6480" w:hanging="360"/>
       </w:pPr>
@@ -14356,8 +14358,8 @@
   <w:abstractNum w:abstractNumId="27">
     <w:lvl w:ilvl="0">
       <w:start w:val="1"/>
-      <w:numFmt w:val="upperLetter"/>
-      <w:lvlText w:val="%1."/>
+      <w:numFmt w:val="bullet"/>
+      <w:lvlText w:val="●"/>
       <w:lvlJc w:val="left"/>
       <w:pPr>
         <w:ind w:left="720" w:hanging="360"/>
@@ -14368,8 +14370,8 @@
     </w:lvl>
     <w:lvl w:ilvl="1">
       <w:start w:val="1"/>
-      <w:numFmt w:val="lowerLetter"/>
-      <w:lvlText w:val="%2."/>
+      <w:numFmt w:val="bullet"/>
+      <w:lvlText w:val="○"/>
       <w:lvlJc w:val="left"/>
       <w:pPr>
         <w:ind w:left="1440" w:hanging="360"/>
@@ -14380,9 +14382,9 @@
     </w:lvl>
     <w:lvl w:ilvl="2">
       <w:start w:val="1"/>
-      <w:numFmt w:val="lowerRoman"/>
-      <w:lvlText w:val="%3."/>
-      <w:lvlJc w:val="right"/>
+      <w:numFmt w:val="bullet"/>
+      <w:lvlText w:val="■"/>
+      <w:lvlJc w:val="left"/>
       <w:pPr>
         <w:ind w:left="2160" w:hanging="360"/>
       </w:pPr>
@@ -14392,8 +14394,8 @@
     </w:lvl>
     <w:lvl w:ilvl="3">
       <w:start w:val="1"/>
-      <w:numFmt w:val="decimal"/>
-      <w:lvlText w:val="%4."/>
+      <w:numFmt w:val="bullet"/>
+      <w:lvlText w:val="●"/>
       <w:lvlJc w:val="left"/>
       <w:pPr>
         <w:ind w:left="2880" w:hanging="360"/>
@@ -14404,8 +14406,8 @@
     </w:lvl>
     <w:lvl w:ilvl="4">
       <w:start w:val="1"/>
-      <w:numFmt w:val="lowerLetter"/>
-      <w:lvlText w:val="%5."/>
+      <w:numFmt w:val="bullet"/>
+      <w:lvlText w:val="○"/>
       <w:lvlJc w:val="left"/>
       <w:pPr>
         <w:ind w:left="3600" w:hanging="360"/>
@@ -14416,9 +14418,9 @@
     </w:lvl>
     <w:lvl w:ilvl="5">
       <w:start w:val="1"/>
-      <w:numFmt w:val="lowerRoman"/>
-      <w:lvlText w:val="%6."/>
-      <w:lvlJc w:val="right"/>
+      <w:numFmt w:val="bullet"/>
+      <w:lvlText w:val="■"/>
+      <w:lvlJc w:val="left"/>
       <w:pPr>
         <w:ind w:left="4320" w:hanging="360"/>
       </w:pPr>
@@ -14428,8 +14430,8 @@
     </w:lvl>
     <w:lvl w:ilvl="6">
       <w:start w:val="1"/>
-      <w:numFmt w:val="decimal"/>
-      <w:lvlText w:val="%7."/>
+      <w:numFmt w:val="bullet"/>
+      <w:lvlText w:val="●"/>
       <w:lvlJc w:val="left"/>
       <w:pPr>
         <w:ind w:left="5040" w:hanging="360"/>
@@ -14440,8 +14442,8 @@
     </w:lvl>
     <w:lvl w:ilvl="7">
       <w:start w:val="1"/>
-      <w:numFmt w:val="lowerLetter"/>
-      <w:lvlText w:val="%8."/>
+      <w:numFmt w:val="bullet"/>
+      <w:lvlText w:val="○"/>
       <w:lvlJc w:val="left"/>
       <w:pPr>
         <w:ind w:left="5760" w:hanging="360"/>
@@ -14452,9 +14454,9 @@
     </w:lvl>
     <w:lvl w:ilvl="8">
       <w:start w:val="1"/>
-      <w:numFmt w:val="lowerRoman"/>
-      <w:lvlText w:val="%9."/>
-      <w:lvlJc w:val="right"/>
+      <w:numFmt w:val="bullet"/>
+      <w:lvlText w:val="■"/>
+      <w:lvlJc w:val="left"/>
       <w:pPr>
         <w:ind w:left="6480" w:hanging="360"/>
       </w:pPr>
@@ -14464,116 +14466,6 @@
     </w:lvl>
   </w:abstractNum>
   <w:abstractNum w:abstractNumId="28">
-    <w:lvl w:ilvl="0">
-      <w:start w:val="1"/>
-      <w:numFmt w:val="bullet"/>
-      <w:lvlText w:val="●"/>
-      <w:lvlJc w:val="left"/>
-      <w:pPr>
-        <w:ind w:left="720" w:hanging="360"/>
-      </w:pPr>
-      <w:rPr>
-        <w:u w:val="none"/>
-      </w:rPr>
-    </w:lvl>
-    <w:lvl w:ilvl="1">
-      <w:start w:val="1"/>
-      <w:numFmt w:val="bullet"/>
-      <w:lvlText w:val="○"/>
-      <w:lvlJc w:val="left"/>
-      <w:pPr>
-        <w:ind w:left="1440" w:hanging="360"/>
-      </w:pPr>
-      <w:rPr>
-        <w:u w:val="none"/>
-      </w:rPr>
-    </w:lvl>
-    <w:lvl w:ilvl="2">
-      <w:start w:val="1"/>
-      <w:numFmt w:val="bullet"/>
-      <w:lvlText w:val="■"/>
-      <w:lvlJc w:val="left"/>
-      <w:pPr>
-        <w:ind w:left="2160" w:hanging="360"/>
-      </w:pPr>
-      <w:rPr>
-        <w:u w:val="none"/>
-      </w:rPr>
-    </w:lvl>
-    <w:lvl w:ilvl="3">
-      <w:start w:val="1"/>
-      <w:numFmt w:val="bullet"/>
-      <w:lvlText w:val="●"/>
-      <w:lvlJc w:val="left"/>
-      <w:pPr>
-        <w:ind w:left="2880" w:hanging="360"/>
-      </w:pPr>
-      <w:rPr>
-        <w:u w:val="none"/>
-      </w:rPr>
-    </w:lvl>
-    <w:lvl w:ilvl="4">
-      <w:start w:val="1"/>
-      <w:numFmt w:val="bullet"/>
-      <w:lvlText w:val="○"/>
-      <w:lvlJc w:val="left"/>
-      <w:pPr>
-        <w:ind w:left="3600" w:hanging="360"/>
-      </w:pPr>
-      <w:rPr>
-        <w:u w:val="none"/>
-      </w:rPr>
-    </w:lvl>
-    <w:lvl w:ilvl="5">
-      <w:start w:val="1"/>
-      <w:numFmt w:val="bullet"/>
-      <w:lvlText w:val="■"/>
-      <w:lvlJc w:val="left"/>
-      <w:pPr>
-        <w:ind w:left="4320" w:hanging="360"/>
-      </w:pPr>
-      <w:rPr>
-        <w:u w:val="none"/>
-      </w:rPr>
-    </w:lvl>
-    <w:lvl w:ilvl="6">
-      <w:start w:val="1"/>
-      <w:numFmt w:val="bullet"/>
-      <w:lvlText w:val="●"/>
-      <w:lvlJc w:val="left"/>
-      <w:pPr>
-        <w:ind w:left="5040" w:hanging="360"/>
-      </w:pPr>
-      <w:rPr>
-        <w:u w:val="none"/>
-      </w:rPr>
-    </w:lvl>
-    <w:lvl w:ilvl="7">
-      <w:start w:val="1"/>
-      <w:numFmt w:val="bullet"/>
-      <w:lvlText w:val="○"/>
-      <w:lvlJc w:val="left"/>
-      <w:pPr>
-        <w:ind w:left="5760" w:hanging="360"/>
-      </w:pPr>
-      <w:rPr>
-        <w:u w:val="none"/>
-      </w:rPr>
-    </w:lvl>
-    <w:lvl w:ilvl="8">
-      <w:start w:val="1"/>
-      <w:numFmt w:val="bullet"/>
-      <w:lvlText w:val="■"/>
-      <w:lvlJc w:val="left"/>
-      <w:pPr>
-        <w:ind w:left="6480" w:hanging="360"/>
-      </w:pPr>
-      <w:rPr>
-        <w:u w:val="none"/>
-      </w:rPr>
-    </w:lvl>
-  </w:abstractNum>
-  <w:abstractNum w:abstractNumId="29">
     <w:lvl w:ilvl="0">
       <w:start w:val="1"/>
       <w:numFmt w:val="bullet"/>
@@ -14766,9 +14658,6 @@
   </w:num>
   <w:num w:numId="28">
     <w:abstractNumId w:val="28"/>
-  </w:num>
-  <w:num w:numId="29">
-    <w:abstractNumId w:val="29"/>
   </w:num>
 </w:numbering>
 </file>
